--- a/brain/BusinessArtifacts/external_audit_v1.docx
+++ b/brain/BusinessArtifacts/external_audit_v1.docx
@@ -174,7 +174,7 @@
           <w:sz w:val="22"/>
           <w:szCs w:val="22"/>
         </w:rPr>
-        <w:t xml:space="preserve">ChatHealthy.ai demonstrates unusually coherent architecture and production-grade data engineering for a pre-alpha solo founder project. The three-app separation (Cloudflare static site, HuggingFace chat application, Azure Durable Functions pipelines) is clean and independently scalable. The Brain governance system — Claude as engineer, GPT as architect, and the Boss as tiebreaker — is a novel and effective software development lifecycle for an AI-native company with no human developers.</w:t>
+        <w:t>ChatHealthy.ai demonstrates unusually coherent architecture and production-grade data engineering for a pre-alpha solo founder project. The three-app separation (Cloudflare static site, HuggingFace chat application, Azure Durable Functions pipelines) is clean and independently scalable. The Brain governance system — Claude as engineer, GPT as architect, and the human as tiebreaker — is a novel and effective software development lifecycle for an AI-native company with no human developers.</w:t>
       </w:r>
     </w:p>
     <w:p>
@@ -623,7 +623,7 @@
           <w:sz w:val="22"/>
           <w:szCs w:val="22"/>
         </w:rPr>
-        <w:t xml:space="preserve">The Claude-GPT-Boss triangle functions as a complete development organization. The assignment, assurance, and escalation workflow is a legitimate software development lifecycle. GPT's architectural rigor combined with Claude's execution capability and the Boss's judgment and risk sense creates a checks-and-balances system that neither AI alone can provide. The adversarial review process on the GPT Reader design spec produced a disciplined, zero-open-disputes result. This system IS the engineering organization, and continued investment in Brain reliability and tooling is recommended. The GPT Reader service (brain_v0.1.3) will further strengthen GPT's ability to audit independently.</w:t>
+        <w:t>The Claude-GPT-human triangle functions as a complete development organization. The assignment, assurance, and escalation workflow is a legitimate software development lifecycle. GPT's architectural rigor combined with Claude's execution capability and the human's judgment and risk sense creates a checks-and-balances system that neither AI alone can provide. The adversarial review process on the GPT Reader design spec produced a disciplined, zero-open-disputes result. This system IS the engineering organization, and continued investment in Brain reliability and tooling is recommended. The GPT Reader service (brain_v0.1.3) will further strengthen GPT's ability to audit independently.</w:t>
       </w:r>
     </w:p>
     <w:p>
@@ -915,16 +915,15 @@
           <w:sz w:val="20"/>
           <w:szCs w:val="20"/>
         </w:rPr>
-        <w:t xml:space="preserve">Recommendation: </w:t>
-      </w:r>
-      <w:r>
-        <w:rPr>
-          <w:rFonts w:ascii="Arial" w:cs="Arial" w:eastAsia="Arial" w:hAnsi="Arial"/>
-          <w:color w:val="28251D"/>
-          <w:sz w:val="20"/>
-          <w:szCs w:val="20"/>
-        </w:rPr>
-        <w:t xml:space="preserve">Add a TTL (e.g. 10 minutes) and a Boss-override release mechanism. If the lock is older than TTL, auto-release with a warning log. This should be addressed before the GPT Reader goes to production. Priority: Before GPT Reader Production.</w:t>
+        <w:t>Recommendation: Add a TTL (e.g. 10 minutes) and a human-override release mechanism. If the lock is older than TTL, auto-release with a warning log. This should be addressed before the GPT Reader goes to production. Priority: Before GPT Reader Production.</w:t>
+      </w:r>
+      <w:r>
+        <w:rPr>
+          <w:rFonts w:ascii="Arial" w:cs="Arial" w:eastAsia="Arial" w:hAnsi="Arial"/>
+          <w:color w:val="28251D"/>
+          <w:sz w:val="20"/>
+          <w:szCs w:val="20"/>
+        </w:rPr>
       </w:r>
     </w:p>
     <w:p>
@@ -1607,16 +1606,15 @@
           <w:sz w:val="20"/>
           <w:szCs w:val="20"/>
         </w:rPr>
-        <w:t xml:space="preserve">Finding: </w:t>
-      </w:r>
-      <w:r>
-        <w:rPr>
-          <w:rFonts w:ascii="Arial" w:cs="Arial" w:eastAsia="Arial" w:hAnsi="Arial"/>
-          <w:color w:val="28251D"/>
-          <w:sz w:val="20"/>
-          <w:szCs w:val="20"/>
-        </w:rPr>
-        <w:t xml:space="preserve">The architecture doc, chat app design doc, and pipeline design doc are published on the public site. These documents are detailed enough to save a competitor months of design work. Boss plans to lock behind NDA prior to Alpha.</w:t>
+        <w:t>Finding: The architecture doc, chat app design doc, and pipeline design doc are published on the public site. These documents are detailed enough to save a competitor months of design work. Human plans to lock behind NDA prior to Alpha.</w:t>
+      </w:r>
+      <w:r>
+        <w:rPr>
+          <w:rFonts w:ascii="Arial" w:cs="Arial" w:eastAsia="Arial" w:hAnsi="Arial"/>
+          <w:color w:val="28251D"/>
+          <w:sz w:val="20"/>
+          <w:szCs w:val="20"/>
+        </w:rPr>
       </w:r>
     </w:p>
     <w:p>
